--- a/HW Week 1 and 2/reports/Florida_Fitness_Market_Predictions_and_Insights.docx
+++ b/HW Week 1 and 2/reports/Florida_Fitness_Market_Predictions_and_Insights.docx
@@ -117,7 +117,7 @@
     </w:p>
     <w:p>
       <w:r>
-        <w:t>The analysis combines observed Census demographics, 428 Google Places records across 67 Florida counties, and official advertised recurring price observations. Thirty-two counties have local public price observations; the remaining 35 use an explicitly labeled statewide-median estimate. The full six-variable OLS model explains 35.8% of variation in the price target; the refined three-variable model has adjusted R-squared of 0.261.</w:t>
+        <w:t>The analysis combines observed Census demographics, 428 Google Places records across 67 Florida counties, and official advertised recurring price observations. 32 counties have local public price observations; the remaining 35 use explicitly documented estimates from the three nearest observed-price counties. The full six-variable OLS model explains 15.8% of variation in the price target; the refined 1-variable model has adjusted R-squared of 0.091.</w:t>
       </w:r>
     </w:p>
     <w:tbl>
@@ -149,7 +149,7 @@
           </w:tcPr>
           <w:p>
             <w:r>
-              <w:t>Recommendation: Prioritize validation in St. Johns County, Santa Rosa County, Hillsborough County, Collier County, Lee County. These are screening priorities, not final real-estate decisions.</w:t>
+              <w:t>Recommendation: Prioritize validation in St. Johns County, Santa Rosa County, Collier County, Monroe County, Lee County. These are screening priorities, not final real-estate decisions.</w:t>
             </w:r>
           </w:p>
         </w:tc>
@@ -189,7 +189,7 @@
           </w:tcPr>
           <w:p>
             <w:r>
-              <w:t>Decision boundary: The price target uses official local advertised offers in 32 counties and transparent statewide-median estimates in 35 counties. Advertised prices are not transaction prices, and plan/franchise differences limit comparability. Do not commit capital until actual club pricing, leases, trade-area demographics, traffic, and competitor capacity are validated.</w:t>
+              <w:t>Decision boundary: The price target uses official local advertised offers in 32 counties and transparent nearby-county estimates in 35 counties. Advertised prices are not transaction prices, and entry-plan/franchise differences limit comparability. Do not commit capital until actual club pricing, leases, trade-area demographics, traffic, zoning, site condition, and competitor capacity are validated.</w:t>
             </w:r>
           </w:p>
         </w:tc>
@@ -260,7 +260,7 @@
         <w:jc w:val="center"/>
       </w:pPr>
       <w:r>
-        <w:t>For the county target, one lowest recurring advertised offer was selected per observed local club and averaged within county. Thirty-two counties have local observations; 35 counties use the statewide median of 232 retained local club offers ($43.99). Planet Fitness published starting rates are real but chainwide, so they are not assigned to counties. No predictor-based or random synthetic formula is used.</w:t>
+        <w:t>For the county target, one lowest recurring advertised offer was selected per observed local club and averaged within county. 32 counties have local observations; 35 counties use an inverse-distance weighted estimate from the three nearest observed counties. The source counties and centroid distances are retained in membership_prices.csv. Planet Fitness published starting rates are real but chainwide, so they are not assigned to counties. No predictor-based or random synthetic formula is used.</w:t>
       </w:r>
     </w:p>
     <w:p>
@@ -377,7 +377,7 @@
           </w:tcPr>
           <w:p>
             <w:r>
-              <w:t>0.358</w:t>
+              <w:t>0.158</w:t>
             </w:r>
           </w:p>
         </w:tc>
@@ -394,7 +394,7 @@
           </w:tcPr>
           <w:p>
             <w:r>
-              <w:t>0.295</w:t>
+              <w:t>0.105</w:t>
             </w:r>
           </w:p>
         </w:tc>
@@ -431,7 +431,7 @@
           </w:tcPr>
           <w:p>
             <w:r>
-              <w:t>0.294</w:t>
+              <w:t>0.074</w:t>
             </w:r>
           </w:p>
         </w:tc>
@@ -448,7 +448,7 @@
           </w:tcPr>
           <w:p>
             <w:r>
-              <w:t>0.261</w:t>
+              <w:t>0.091</w:t>
             </w:r>
           </w:p>
         </w:tc>
@@ -485,7 +485,7 @@
           </w:tcPr>
           <w:p>
             <w:r>
-              <w:t>494.37</w:t>
+              <w:t>519.74</w:t>
             </w:r>
           </w:p>
         </w:tc>
@@ -502,7 +502,7 @@
           </w:tcPr>
           <w:p>
             <w:r>
-              <w:t>494.70</w:t>
+              <w:t>513.80</w:t>
             </w:r>
           </w:p>
         </w:tc>
@@ -539,7 +539,7 @@
           </w:tcPr>
           <w:p>
             <w:r>
-              <w:t>509.80</w:t>
+              <w:t>535.17</w:t>
             </w:r>
           </w:p>
         </w:tc>
@@ -556,7 +556,7 @@
           </w:tcPr>
           <w:p>
             <w:r>
-              <w:t>503.52</w:t>
+              <w:t>518.21</w:t>
             </w:r>
           </w:p>
         </w:tc>
@@ -593,7 +593,7 @@
           </w:tcPr>
           <w:p>
             <w:r>
-              <w:t>$8.72</w:t>
+              <w:t>$10.54</w:t>
             </w:r>
           </w:p>
         </w:tc>
@@ -610,7 +610,7 @@
           </w:tcPr>
           <w:p>
             <w:r>
-              <w:t>$9.14</w:t>
+              <w:t>$10.87</w:t>
             </w:r>
           </w:p>
         </w:tc>
@@ -745,7 +745,7 @@
           </w:tcPr>
           <w:p>
             <w:r>
-              <w:t>-22.157140</w:t>
+              <w:t>50.663739</w:t>
             </w:r>
           </w:p>
         </w:tc>
@@ -762,7 +762,7 @@
           </w:tcPr>
           <w:p>
             <w:r>
-              <w:t>0.507</w:t>
+              <w:t>0.211</w:t>
             </w:r>
           </w:p>
         </w:tc>
@@ -779,7 +779,7 @@
           </w:tcPr>
           <w:p>
             <w:r>
-              <w:t>[-88.551090, 44.236811]</w:t>
+              <w:t>[-29.569051, 130.896530]</w:t>
             </w:r>
           </w:p>
         </w:tc>
@@ -816,7 +816,7 @@
           </w:tcPr>
           <w:p>
             <w:r>
-              <w:t>0.000029</w:t>
+              <w:t>0.000017</w:t>
             </w:r>
           </w:p>
         </w:tc>
@@ -833,7 +833,7 @@
           </w:tcPr>
           <w:p>
             <w:r>
-              <w:t>0.006</w:t>
+              <w:t>0.178</w:t>
             </w:r>
           </w:p>
         </w:tc>
@@ -850,7 +850,7 @@
           </w:tcPr>
           <w:p>
             <w:r>
-              <w:t>[0.000009, 0.000050]</w:t>
+              <w:t>[-0.000008, 0.000042]</w:t>
             </w:r>
           </w:p>
         </w:tc>
@@ -887,7 +887,7 @@
           </w:tcPr>
           <w:p>
             <w:r>
-              <w:t>-4.378677</w:t>
+              <w:t>-2.110101</w:t>
             </w:r>
           </w:p>
         </w:tc>
@@ -904,7 +904,7 @@
           </w:tcPr>
           <w:p>
             <w:r>
-              <w:t>0.00047</w:t>
+              <w:t>0.145</w:t>
             </w:r>
           </w:p>
         </w:tc>
@@ -921,7 +921,7 @@
           </w:tcPr>
           <w:p>
             <w:r>
-              <w:t>[-6.745161, -2.012193]</w:t>
+              <w:t>[-4.969844, 0.749641]</w:t>
             </w:r>
           </w:p>
         </w:tc>
@@ -958,7 +958,7 @@
           </w:tcPr>
           <w:p>
             <w:r>
-              <w:t>-0.349934</w:t>
+              <w:t>-0.711933</w:t>
             </w:r>
           </w:p>
         </w:tc>
@@ -975,7 +975,7 @@
           </w:tcPr>
           <w:p>
             <w:r>
-              <w:t>0.517</w:t>
+              <w:t>0.277</w:t>
             </w:r>
           </w:p>
         </w:tc>
@@ -992,7 +992,7 @@
           </w:tcPr>
           <w:p>
             <w:r>
-              <w:t>[-1.423008, 0.723140]</w:t>
+              <w:t>[-2.008673, 0.584808]</w:t>
             </w:r>
           </w:p>
         </w:tc>
@@ -1029,7 +1029,7 @@
           </w:tcPr>
           <w:p>
             <w:r>
-              <w:t>0.000259</w:t>
+              <w:t>0.000109</w:t>
             </w:r>
           </w:p>
         </w:tc>
@@ -1046,7 +1046,7 @@
           </w:tcPr>
           <w:p>
             <w:r>
-              <w:t>0.016</w:t>
+              <w:t>0.391</w:t>
             </w:r>
           </w:p>
         </w:tc>
@@ -1063,7 +1063,7 @@
           </w:tcPr>
           <w:p>
             <w:r>
-              <w:t>[0.000049, 0.000468]</w:t>
+              <w:t>[-0.000144, 0.000362]</w:t>
             </w:r>
           </w:p>
         </w:tc>
@@ -1100,7 +1100,7 @@
           </w:tcPr>
           <w:p>
             <w:r>
-              <w:t>0.004876</w:t>
+              <w:t>0.001535</w:t>
             </w:r>
           </w:p>
         </w:tc>
@@ -1117,7 +1117,7 @@
           </w:tcPr>
           <w:p>
             <w:r>
-              <w:t>0.110</w:t>
+              <w:t>0.674</w:t>
             </w:r>
           </w:p>
         </w:tc>
@@ -1134,7 +1134,7 @@
           </w:tcPr>
           <w:p>
             <w:r>
-              <w:t>[-0.001139, 0.010890]</w:t>
+              <w:t>[-0.005733, 0.008803]</w:t>
             </w:r>
           </w:p>
         </w:tc>
@@ -1171,7 +1171,7 @@
           </w:tcPr>
           <w:p>
             <w:r>
-              <w:t>12.124557</w:t>
+              <w:t>0.157002</w:t>
             </w:r>
           </w:p>
         </w:tc>
@@ -1188,7 +1188,7 @@
           </w:tcPr>
           <w:p>
             <w:r>
-              <w:t>0.110</w:t>
+              <w:t>0.986</w:t>
             </w:r>
           </w:p>
         </w:tc>
@@ -1205,7 +1205,7 @@
           </w:tcPr>
           <w:p>
             <w:r>
-              <w:t>[-2.810206, 27.059319]</w:t>
+              <w:t>[-17.890691, 18.204696]</w:t>
             </w:r>
           </w:p>
         </w:tc>
@@ -1644,7 +1644,7 @@
     </w:p>
     <w:p>
       <w:r>
-        <w:t>Backward elimination removed CompetitorLocations (p = 0.517), AvgGymRating (p = 0.108), and PopulationDensity (p = 0.097). The refined model retains CountyPopulation, LAFitnessLocations, and MedianHouseholdIncome. This mechanical rule is used for the assignment demonstration; real strategy work should also preserve variables supported by business theory.</w:t>
+        <w:t>Backward elimination removed AvgGymRating (p = 0.986), PopulationDensity (p = 0.671), MedianHouseholdIncome (p = 0.327), CompetitorLocations (p = 0.265), and CountyPopulation (p = 0.235). The refined model retains only LAFitnessLocations. This mechanical rule is used for the assignment demonstration; real strategy work should also preserve variables supported by business theory.</w:t>
       </w:r>
     </w:p>
     <w:tbl>
@@ -1771,7 +1771,7 @@
           </w:tcPr>
           <w:p>
             <w:r>
-              <w:t>29.984351</w:t>
+              <w:t>58.676541</w:t>
             </w:r>
           </w:p>
         </w:tc>
@@ -1805,78 +1805,7 @@
           </w:tcPr>
           <w:p>
             <w:r>
-              <w:t>[18.471561, 41.497142]</w:t>
-            </w:r>
-          </w:p>
-        </w:tc>
-      </w:tr>
-      <w:tr>
-        <w:trPr/>
-        <w:tc>
-          <w:tcPr>
-            <w:tcW w:type="dxa" w:w="2800"/>
-            <w:vAlign w:val="center"/>
-            <w:tcMar>
-              <w:top w:w="80" w:type="dxa"/>
-              <w:bottom w:w="80" w:type="dxa"/>
-              <w:start w:w="120" w:type="dxa"/>
-              <w:end w:w="120" w:type="dxa"/>
-            </w:tcMar>
-          </w:tcPr>
-          <w:p>
-            <w:r>
-              <w:t>CountyPopulation</w:t>
-            </w:r>
-          </w:p>
-        </w:tc>
-        <w:tc>
-          <w:tcPr>
-            <w:tcW w:type="dxa" w:w="1800"/>
-            <w:vAlign w:val="center"/>
-            <w:tcMar>
-              <w:top w:w="80" w:type="dxa"/>
-              <w:bottom w:w="80" w:type="dxa"/>
-              <w:start w:w="120" w:type="dxa"/>
-              <w:end w:w="120" w:type="dxa"/>
-            </w:tcMar>
-          </w:tcPr>
-          <w:p>
-            <w:r>
-              <w:t>0.000025</w:t>
-            </w:r>
-          </w:p>
-        </w:tc>
-        <w:tc>
-          <w:tcPr>
-            <w:tcW w:type="dxa" w:w="1300"/>
-            <w:vAlign w:val="center"/>
-            <w:tcMar>
-              <w:top w:w="80" w:type="dxa"/>
-              <w:bottom w:w="80" w:type="dxa"/>
-              <w:start w:w="120" w:type="dxa"/>
-              <w:end w:w="120" w:type="dxa"/>
-            </w:tcMar>
-          </w:tcPr>
-          <w:p>
-            <w:r>
-              <w:t>0.001</w:t>
-            </w:r>
-          </w:p>
-        </w:tc>
-        <w:tc>
-          <w:tcPr>
-            <w:tcW w:type="dxa" w:w="3460"/>
-            <w:vAlign w:val="center"/>
-            <w:tcMar>
-              <w:top w:w="80" w:type="dxa"/>
-              <w:bottom w:w="80" w:type="dxa"/>
-              <w:start w:w="120" w:type="dxa"/>
-              <w:end w:w="120" w:type="dxa"/>
-            </w:tcMar>
-          </w:tcPr>
-          <w:p>
-            <w:r>
-              <w:t>[0.000011, 0.000040]</w:t>
+              <w:t>[55.760091, 61.592991]</w:t>
             </w:r>
           </w:p>
         </w:tc>
@@ -1913,7 +1842,7 @@
           </w:tcPr>
           <w:p>
             <w:r>
-              <w:t>-4.232158</w:t>
+              <w:t>-1.170542</w:t>
             </w:r>
           </w:p>
         </w:tc>
@@ -1930,7 +1859,7 @@
           </w:tcPr>
           <w:p>
             <w:r>
-              <w:t>0.00040</w:t>
+              <w:t>0.007</w:t>
             </w:r>
           </w:p>
         </w:tc>
@@ -1947,78 +1876,7 @@
           </w:tcPr>
           <w:p>
             <w:r>
-              <w:t>[-6.494040, -1.970276]</w:t>
-            </w:r>
-          </w:p>
-        </w:tc>
-      </w:tr>
-      <w:tr>
-        <w:trPr/>
-        <w:tc>
-          <w:tcPr>
-            <w:tcW w:type="dxa" w:w="2800"/>
-            <w:vAlign w:val="center"/>
-            <w:tcMar>
-              <w:top w:w="80" w:type="dxa"/>
-              <w:bottom w:w="80" w:type="dxa"/>
-              <w:start w:w="120" w:type="dxa"/>
-              <w:end w:w="120" w:type="dxa"/>
-            </w:tcMar>
-          </w:tcPr>
-          <w:p>
-            <w:r>
-              <w:t>MedianHouseholdIncome</w:t>
-            </w:r>
-          </w:p>
-        </w:tc>
-        <w:tc>
-          <w:tcPr>
-            <w:tcW w:type="dxa" w:w="1800"/>
-            <w:vAlign w:val="center"/>
-            <w:tcMar>
-              <w:top w:w="80" w:type="dxa"/>
-              <w:bottom w:w="80" w:type="dxa"/>
-              <w:start w:w="120" w:type="dxa"/>
-              <w:end w:w="120" w:type="dxa"/>
-            </w:tcMar>
-          </w:tcPr>
-          <w:p>
-            <w:r>
-              <w:t>0.000305</w:t>
-            </w:r>
-          </w:p>
-        </w:tc>
-        <w:tc>
-          <w:tcPr>
-            <w:tcW w:type="dxa" w:w="1300"/>
-            <w:vAlign w:val="center"/>
-            <w:tcMar>
-              <w:top w:w="80" w:type="dxa"/>
-              <w:bottom w:w="80" w:type="dxa"/>
-              <w:start w:w="120" w:type="dxa"/>
-              <w:end w:w="120" w:type="dxa"/>
-            </w:tcMar>
-          </w:tcPr>
-          <w:p>
-            <w:r>
-              <w:t>0.005</w:t>
-            </w:r>
-          </w:p>
-        </w:tc>
-        <w:tc>
-          <w:tcPr>
-            <w:tcW w:type="dxa" w:w="3460"/>
-            <w:vAlign w:val="center"/>
-            <w:tcMar>
-              <w:top w:w="80" w:type="dxa"/>
-              <w:bottom w:w="80" w:type="dxa"/>
-              <w:start w:w="120" w:type="dxa"/>
-              <w:end w:w="120" w:type="dxa"/>
-            </w:tcMar>
-          </w:tcPr>
-          <w:p>
-            <w:r>
-              <w:t>[0.000096, 0.000514]</w:t>
+              <w:t>[-2.016138, -0.324947]</w:t>
             </w:r>
           </w:p>
         </w:tc>
@@ -2093,7 +1951,7 @@
         <w:pStyle w:val="ListBullet"/>
       </w:pPr>
       <w:r>
-        <w:t>Strongest retained factor: LAFitnessLocations has the largest absolute one-standard-deviation association (-$13.57; p = 0.0004). This is an association with the price target, not evidence that opening or closing a club causes prices to change.</w:t>
+        <w:t>Strongest retained factor: LAFitnessLocations has the largest absolute one-standard-deviation association (-$3.75; p = 0.0074). This is an association with the price target, not evidence that opening or closing a club causes prices to change.</w:t>
       </w:r>
     </w:p>
     <w:p>
@@ -2101,7 +1959,7 @@
         <w:pStyle w:val="ListBullet"/>
       </w:pPr>
       <w:r>
-        <w:t>Competition: the full-model coefficient is -$0.350 per additional tracked competitor (p = 0.517). It was removed during refinement, so the analysis does not establish an independent competition effect after controlling for the other predictors.</w:t>
+        <w:t>Competition: the full-model coefficient is -$0.712 per additional tracked competitor (p = 0.277). It was removed during refinement, so the analysis does not establish an independent competition effect after controlling for the other predictors.</w:t>
       </w:r>
     </w:p>
     <w:p>
@@ -2109,7 +1967,7 @@
         <w:pStyle w:val="ListBullet"/>
       </w:pPr>
       <w:r>
-        <w:t>All interpretations are associations within a target that combines local official advertised offers and transparent statewide-median estimates, not causal effects on prices or expansion success.</w:t>
+        <w:t>All interpretations are associations within a target that combines local official advertised offers and transparent nearby-county estimates, not causal effects on prices or expansion success.</w:t>
       </w:r>
     </w:p>
     <w:p>
@@ -2245,7 +2103,7 @@
           </w:tcPr>
           <w:p>
             <w:r>
-              <w:t>0.899</w:t>
+              <w:t>0.910</w:t>
             </w:r>
           </w:p>
         </w:tc>
@@ -2262,7 +2120,7 @@
           </w:tcPr>
           <w:p>
             <w:r>
-              <w:t>0.00005</w:t>
+              <w:t>0.00014</w:t>
             </w:r>
           </w:p>
         </w:tc>
@@ -2316,7 +2174,7 @@
           </w:tcPr>
           <w:p>
             <w:r>
-              <w:t>5.951</w:t>
+              <w:t>1.248</w:t>
             </w:r>
           </w:p>
         </w:tc>
@@ -2333,7 +2191,7 @@
           </w:tcPr>
           <w:p>
             <w:r>
-              <w:t>0.114</w:t>
+              <w:t>0.264</w:t>
             </w:r>
           </w:p>
         </w:tc>
@@ -2387,7 +2245,7 @@
           </w:tcPr>
           <w:p>
             <w:r>
-              <w:t>2.047</w:t>
+              <w:t>1.233</w:t>
             </w:r>
           </w:p>
         </w:tc>
@@ -2404,7 +2262,7 @@
           </w:tcPr>
           <w:p>
             <w:r>
-              <w:t>0.116</w:t>
+              <w:t>0.271</w:t>
             </w:r>
           </w:p>
         </w:tc>
@@ -2701,7 +2559,7 @@
           </w:tcPr>
           <w:p>
             <w:r>
-              <w:t>Polk County</w:t>
+              <w:t>Charlotte County</w:t>
             </w:r>
           </w:p>
         </w:tc>
@@ -2718,7 +2576,7 @@
           </w:tcPr>
           <w:p>
             <w:r>
-              <w:t>-1.98</w:t>
+              <w:t>-4.69</w:t>
             </w:r>
           </w:p>
         </w:tc>
@@ -2735,7 +2593,7 @@
           </w:tcPr>
           <w:p>
             <w:r>
-              <w:t>0.154</w:t>
+              <w:t>0.148</w:t>
             </w:r>
           </w:p>
         </w:tc>
@@ -2752,7 +2610,7 @@
           </w:tcPr>
           <w:p>
             <w:r>
-              <w:t>0.142</w:t>
+              <w:t>0.018</w:t>
             </w:r>
           </w:p>
         </w:tc>
@@ -2772,7 +2630,7 @@
           </w:tcPr>
           <w:p>
             <w:r>
-              <w:t>Pasco County</w:t>
+              <w:t>DeSoto County</w:t>
             </w:r>
           </w:p>
         </w:tc>
@@ -2789,7 +2647,7 @@
           </w:tcPr>
           <w:p>
             <w:r>
-              <w:t>1.99</w:t>
+              <w:t>-2.35</w:t>
             </w:r>
           </w:p>
         </w:tc>
@@ -2806,7 +2664,7 @@
           </w:tcPr>
           <w:p>
             <w:r>
-              <w:t>0.142</w:t>
+              <w:t>0.046</w:t>
             </w:r>
           </w:p>
         </w:tc>
@@ -2823,7 +2681,7 @@
           </w:tcPr>
           <w:p>
             <w:r>
-              <w:t>0.130</w:t>
+              <w:t>0.018</w:t>
             </w:r>
           </w:p>
         </w:tc>
@@ -2843,7 +2701,7 @@
           </w:tcPr>
           <w:p>
             <w:r>
-              <w:t>Charlotte County</w:t>
+              <w:t>Highlands County</w:t>
             </w:r>
           </w:p>
         </w:tc>
@@ -2860,7 +2718,7 @@
           </w:tcPr>
           <w:p>
             <w:r>
-              <w:t>-4.75</w:t>
+              <w:t>-2.33</w:t>
             </w:r>
           </w:p>
         </w:tc>
@@ -2877,7 +2735,7 @@
           </w:tcPr>
           <w:p>
             <w:r>
-              <w:t>0.086</w:t>
+              <w:t>0.045</w:t>
             </w:r>
           </w:p>
         </w:tc>
@@ -2894,78 +2752,7 @@
           </w:tcPr>
           <w:p>
             <w:r>
-              <w:t>0.020</w:t>
-            </w:r>
-          </w:p>
-        </w:tc>
-      </w:tr>
-      <w:tr>
-        <w:trPr/>
-        <w:tc>
-          <w:tcPr>
-            <w:tcW w:type="dxa" w:w="3600"/>
-            <w:vAlign w:val="center"/>
-            <w:tcMar>
-              <w:top w:w="80" w:type="dxa"/>
-              <w:bottom w:w="80" w:type="dxa"/>
-              <w:start w:w="120" w:type="dxa"/>
-              <w:end w:w="120" w:type="dxa"/>
-            </w:tcMar>
-          </w:tcPr>
-          <w:p>
-            <w:r>
-              <w:t>Miami-Dade County</w:t>
-            </w:r>
-          </w:p>
-        </w:tc>
-        <w:tc>
-          <w:tcPr>
-            <w:tcW w:type="dxa" w:w="1920"/>
-            <w:vAlign w:val="center"/>
-            <w:tcMar>
-              <w:top w:w="80" w:type="dxa"/>
-              <w:bottom w:w="80" w:type="dxa"/>
-              <w:start w:w="120" w:type="dxa"/>
-              <w:end w:w="120" w:type="dxa"/>
-            </w:tcMar>
-          </w:tcPr>
-          <w:p>
-            <w:r>
-              <w:t>-0.71</w:t>
-            </w:r>
-          </w:p>
-        </w:tc>
-        <w:tc>
-          <w:tcPr>
-            <w:tcW w:type="dxa" w:w="1920"/>
-            <w:vAlign w:val="center"/>
-            <w:tcMar>
-              <w:top w:w="80" w:type="dxa"/>
-              <w:bottom w:w="80" w:type="dxa"/>
-              <w:start w:w="120" w:type="dxa"/>
-              <w:end w:w="120" w:type="dxa"/>
-            </w:tcMar>
-          </w:tcPr>
-          <w:p>
-            <w:r>
-              <w:t>0.082</w:t>
-            </w:r>
-          </w:p>
-        </w:tc>
-        <w:tc>
-          <w:tcPr>
-            <w:tcW w:type="dxa" w:w="1920"/>
-            <w:vAlign w:val="center"/>
-            <w:tcMar>
-              <w:top w:w="80" w:type="dxa"/>
-              <w:bottom w:w="80" w:type="dxa"/>
-              <w:start w:w="120" w:type="dxa"/>
-              <w:end w:w="120" w:type="dxa"/>
-            </w:tcMar>
-          </w:tcPr>
-          <w:p>
-            <w:r>
-              <w:t>0.389</w:t>
+              <w:t>0.018</w:t>
             </w:r>
           </w:p>
         </w:tc>
@@ -3113,7 +2900,7 @@
           </w:tcPr>
           <w:p>
             <w:r>
-              <w:t>$41.68</w:t>
+              <w:t>$56.34</w:t>
             </w:r>
           </w:p>
         </w:tc>
@@ -3130,7 +2917,7 @@
           </w:tcPr>
           <w:p>
             <w:r>
-              <w:t>$35.43 - $47.93</w:t>
+              <w:t>$53.58 - $59.09</w:t>
             </w:r>
           </w:p>
         </w:tc>
@@ -3147,7 +2934,7 @@
           </w:tcPr>
           <w:p>
             <w:r>
-              <w:t>$21.82 - $61.53</w:t>
+              <w:t>$34.13 - $78.54</w:t>
             </w:r>
           </w:p>
         </w:tc>
@@ -3184,7 +2971,7 @@
           </w:tcPr>
           <w:p>
             <w:r>
-              <w:t>$49.82</w:t>
+              <w:t>$41.12</w:t>
             </w:r>
           </w:p>
         </w:tc>
@@ -3201,7 +2988,7 @@
           </w:tcPr>
           <w:p>
             <w:r>
-              <w:t>$38.53 - $61.11</w:t>
+              <w:t>$29.25 - $52.99</w:t>
             </w:r>
           </w:p>
         </w:tc>
@@ -3218,7 +3005,7 @@
           </w:tcPr>
           <w:p>
             <w:r>
-              <w:t>$27.85 - $71.79</w:t>
+              <w:t>$16.09 - $66.14</w:t>
             </w:r>
           </w:p>
         </w:tc>
@@ -3255,7 +3042,7 @@
           </w:tcPr>
           <w:p>
             <w:r>
-              <w:t>$63.95</w:t>
+              <w:t>$58.68</w:t>
             </w:r>
           </w:p>
         </w:tc>
@@ -3272,7 +3059,7 @@
           </w:tcPr>
           <w:p>
             <w:r>
-              <w:t>$56.63 - $71.28</w:t>
+              <w:t>$55.76 - $61.59</w:t>
             </w:r>
           </w:p>
         </w:tc>
@@ -3289,7 +3076,7 @@
           </w:tcPr>
           <w:p>
             <w:r>
-              <w:t>$43.74 - $84.17</w:t>
+              <w:t>$36.45 - $80.90</w:t>
             </w:r>
           </w:p>
         </w:tc>
@@ -3583,7 +3370,7 @@
           </w:tcPr>
           <w:p>
             <w:r>
-              <w:t>$63.95</w:t>
+              <w:t>$58.68</w:t>
             </w:r>
           </w:p>
         </w:tc>
@@ -3637,7 +3424,7 @@
           </w:tcPr>
           <w:p>
             <w:r>
-              <w:t>75.2</w:t>
+              <w:t>78.7</w:t>
             </w:r>
           </w:p>
         </w:tc>
@@ -3688,7 +3475,7 @@
           </w:tcPr>
           <w:p>
             <w:r>
-              <w:t>$58.28</w:t>
+              <w:t>$58.68</w:t>
             </w:r>
           </w:p>
         </w:tc>
@@ -3725,111 +3512,6 @@
           </w:tcPr>
           <w:p>
             <w:r>
-              <w:t>Hillsborough County</w:t>
-            </w:r>
-          </w:p>
-        </w:tc>
-        <w:tc>
-          <w:tcPr>
-            <w:tcW w:type="dxa" w:w="1100"/>
-            <w:vAlign w:val="center"/>
-            <w:tcMar>
-              <w:top w:w="80" w:type="dxa"/>
-              <w:bottom w:w="80" w:type="dxa"/>
-              <w:start w:w="120" w:type="dxa"/>
-              <w:end w:w="120" w:type="dxa"/>
-            </w:tcMar>
-          </w:tcPr>
-          <w:p>
-            <w:r>
-              <w:t>74.2</w:t>
-            </w:r>
-          </w:p>
-        </w:tc>
-        <w:tc>
-          <w:tcPr>
-            <w:tcW w:type="dxa" w:w="1700"/>
-            <w:vAlign w:val="center"/>
-            <w:tcMar>
-              <w:top w:w="80" w:type="dxa"/>
-              <w:bottom w:w="80" w:type="dxa"/>
-              <w:start w:w="120" w:type="dxa"/>
-              <w:end w:w="120" w:type="dxa"/>
-            </w:tcMar>
-          </w:tcPr>
-          <w:p>
-            <w:r>
-              <w:t>1,459,762</w:t>
-            </w:r>
-          </w:p>
-        </w:tc>
-        <w:tc>
-          <w:tcPr>
-            <w:tcW w:type="dxa" w:w="1750"/>
-            <w:vAlign w:val="center"/>
-            <w:tcMar>
-              <w:top w:w="80" w:type="dxa"/>
-              <w:bottom w:w="80" w:type="dxa"/>
-              <w:start w:w="120" w:type="dxa"/>
-              <w:end w:w="120" w:type="dxa"/>
-            </w:tcMar>
-          </w:tcPr>
-          <w:p>
-            <w:r>
-              <w:t>$64,164</w:t>
-            </w:r>
-          </w:p>
-        </w:tc>
-        <w:tc>
-          <w:tcPr>
-            <w:tcW w:type="dxa" w:w="1760"/>
-            <w:vAlign w:val="center"/>
-            <w:tcMar>
-              <w:top w:w="80" w:type="dxa"/>
-              <w:bottom w:w="80" w:type="dxa"/>
-              <w:start w:w="120" w:type="dxa"/>
-              <w:end w:w="120" w:type="dxa"/>
-            </w:tcMar>
-          </w:tcPr>
-          <w:p>
-            <w:r>
-              <w:t>$56.80</w:t>
-            </w:r>
-          </w:p>
-        </w:tc>
-      </w:tr>
-      <w:tr>
-        <w:trPr/>
-        <w:tc>
-          <w:tcPr>
-            <w:tcW w:type="dxa" w:w="700"/>
-            <w:vAlign w:val="center"/>
-            <w:tcMar>
-              <w:top w:w="80" w:type="dxa"/>
-              <w:bottom w:w="80" w:type="dxa"/>
-              <w:start w:w="120" w:type="dxa"/>
-              <w:end w:w="120" w:type="dxa"/>
-            </w:tcMar>
-          </w:tcPr>
-          <w:p>
-            <w:r>
-              <w:t>4</w:t>
-            </w:r>
-          </w:p>
-        </w:tc>
-        <w:tc>
-          <w:tcPr>
-            <w:tcW w:type="dxa" w:w="2350"/>
-            <w:vAlign w:val="center"/>
-            <w:tcMar>
-              <w:top w:w="80" w:type="dxa"/>
-              <w:bottom w:w="80" w:type="dxa"/>
-              <w:start w:w="120" w:type="dxa"/>
-              <w:end w:w="120" w:type="dxa"/>
-            </w:tcMar>
-          </w:tcPr>
-          <w:p>
-            <w:r>
               <w:t>Collier County</w:t>
             </w:r>
           </w:p>
@@ -3847,7 +3529,7 @@
           </w:tcPr>
           <w:p>
             <w:r>
-              <w:t>74.1</w:t>
+              <w:t>76.7</w:t>
             </w:r>
           </w:p>
         </w:tc>
@@ -3898,7 +3580,112 @@
           </w:tcPr>
           <w:p>
             <w:r>
-              <w:t>$58.27</w:t>
+              <w:t>$57.51</w:t>
+            </w:r>
+          </w:p>
+        </w:tc>
+      </w:tr>
+      <w:tr>
+        <w:trPr/>
+        <w:tc>
+          <w:tcPr>
+            <w:tcW w:type="dxa" w:w="700"/>
+            <w:vAlign w:val="center"/>
+            <w:tcMar>
+              <w:top w:w="80" w:type="dxa"/>
+              <w:bottom w:w="80" w:type="dxa"/>
+              <w:start w:w="120" w:type="dxa"/>
+              <w:end w:w="120" w:type="dxa"/>
+            </w:tcMar>
+          </w:tcPr>
+          <w:p>
+            <w:r>
+              <w:t>4</w:t>
+            </w:r>
+          </w:p>
+        </w:tc>
+        <w:tc>
+          <w:tcPr>
+            <w:tcW w:type="dxa" w:w="2350"/>
+            <w:vAlign w:val="center"/>
+            <w:tcMar>
+              <w:top w:w="80" w:type="dxa"/>
+              <w:bottom w:w="80" w:type="dxa"/>
+              <w:start w:w="120" w:type="dxa"/>
+              <w:end w:w="120" w:type="dxa"/>
+            </w:tcMar>
+          </w:tcPr>
+          <w:p>
+            <w:r>
+              <w:t>Monroe County</w:t>
+            </w:r>
+          </w:p>
+        </w:tc>
+        <w:tc>
+          <w:tcPr>
+            <w:tcW w:type="dxa" w:w="1100"/>
+            <w:vAlign w:val="center"/>
+            <w:tcMar>
+              <w:top w:w="80" w:type="dxa"/>
+              <w:bottom w:w="80" w:type="dxa"/>
+              <w:start w:w="120" w:type="dxa"/>
+              <w:end w:w="120" w:type="dxa"/>
+            </w:tcMar>
+          </w:tcPr>
+          <w:p>
+            <w:r>
+              <w:t>74.3</w:t>
+            </w:r>
+          </w:p>
+        </w:tc>
+        <w:tc>
+          <w:tcPr>
+            <w:tcW w:type="dxa" w:w="1700"/>
+            <w:vAlign w:val="center"/>
+            <w:tcMar>
+              <w:top w:w="80" w:type="dxa"/>
+              <w:bottom w:w="80" w:type="dxa"/>
+              <w:start w:w="120" w:type="dxa"/>
+              <w:end w:w="120" w:type="dxa"/>
+            </w:tcMar>
+          </w:tcPr>
+          <w:p>
+            <w:r>
+              <w:t>82,874</w:t>
+            </w:r>
+          </w:p>
+        </w:tc>
+        <w:tc>
+          <w:tcPr>
+            <w:tcW w:type="dxa" w:w="1750"/>
+            <w:vAlign w:val="center"/>
+            <w:tcMar>
+              <w:top w:w="80" w:type="dxa"/>
+              <w:bottom w:w="80" w:type="dxa"/>
+              <w:start w:w="120" w:type="dxa"/>
+              <w:end w:w="120" w:type="dxa"/>
+            </w:tcMar>
+          </w:tcPr>
+          <w:p>
+            <w:r>
+              <w:t>$73,153</w:t>
+            </w:r>
+          </w:p>
+        </w:tc>
+        <w:tc>
+          <w:tcPr>
+            <w:tcW w:type="dxa" w:w="1760"/>
+            <w:vAlign w:val="center"/>
+            <w:tcMar>
+              <w:top w:w="80" w:type="dxa"/>
+              <w:bottom w:w="80" w:type="dxa"/>
+              <w:start w:w="120" w:type="dxa"/>
+              <w:end w:w="120" w:type="dxa"/>
+            </w:tcMar>
+          </w:tcPr>
+          <w:p>
+            <w:r>
+              <w:t>$58.68</w:t>
             </w:r>
           </w:p>
         </w:tc>
@@ -3952,7 +3739,7 @@
           </w:tcPr>
           <w:p>
             <w:r>
-              <w:t>72.8</w:t>
+              <w:t>73.4</w:t>
             </w:r>
           </w:p>
         </w:tc>
@@ -4003,7 +3790,7 @@
           </w:tcPr>
           <w:p>
             <w:r>
-              <w:t>$60.02</w:t>
+              <w:t>$56.34</w:t>
             </w:r>
           </w:p>
         </w:tc>
@@ -4083,12 +3870,12 @@
         <w:pStyle w:val="Heading2"/>
       </w:pPr>
       <w:r>
-        <w:t>2. Santa Rosa County | Score 75.2/100. Key screening strengths: favorable purchasing power, LA Fitness whitespace, light tracked-competitor intensity. Observed LA Fitness locations: 0; tracked competitors: 1.</w:t>
+        <w:t>2. Santa Rosa County | Score 78.7/100. Key screening strengths: favorable purchasing power, LA Fitness whitespace, light tracked-competitor intensity. Observed LA Fitness locations: 0; tracked competitors: 1.</w:t>
       </w:r>
     </w:p>
     <w:p>
       <w:r>
-        <w:t>Score 75.2/100. Key screening strengths: favorable purchasing power, LA Fitness whitespace, light tracked-competitor intensity. Observed LA Fitness locations: 0; tracked competitors: 1.</w:t>
+        <w:t>Score 78.7/100. Key screening strengths: favorable purchasing power, LA Fitness whitespace, light tracked-competitor intensity. Observed LA Fitness locations: 0; tracked competitors: 1.</w:t>
       </w:r>
     </w:p>
     <w:p>
@@ -4096,12 +3883,12 @@
         <w:pStyle w:val="Heading2"/>
       </w:pPr>
       <w:r>
-        <w:t>3. Hillsborough County | Score 74.2/100. Key screening strengths: large demand base, existing market evidence. Observed LA Fitness locations: 7; tracked competitors: 18.</w:t>
+        <w:t>3. Collier County | Score 76.7/100. Key screening strengths: favorable purchasing power, existing market evidence, light tracked-competitor intensity. Observed LA Fitness locations: 1; tracked competitors: 5.</w:t>
       </w:r>
     </w:p>
     <w:p>
       <w:r>
-        <w:t>Score 74.2/100. Key screening strengths: large demand base, existing market evidence. Observed LA Fitness locations: 7; tracked competitors: 18.</w:t>
+        <w:t>Score 76.7/100. Key screening strengths: favorable purchasing power, existing market evidence, light tracked-competitor intensity. Observed LA Fitness locations: 1; tracked competitors: 5.</w:t>
       </w:r>
     </w:p>
     <w:p>
@@ -4109,12 +3896,12 @@
         <w:pStyle w:val="Heading2"/>
       </w:pPr>
       <w:r>
-        <w:t>4. Collier County | Score 74.1/100. Key screening strengths: favorable purchasing power, existing market evidence, light tracked-competitor intensity. Observed LA Fitness locations: 1; tracked competitors: 5.</w:t>
+        <w:t>4. Monroe County | Score 74.3/100. Key screening strengths: favorable purchasing power, LA Fitness whitespace, light tracked-competitor intensity. Observed LA Fitness locations: 0; tracked competitors: 0.</w:t>
       </w:r>
     </w:p>
     <w:p>
       <w:r>
-        <w:t>Score 74.1/100. Key screening strengths: favorable purchasing power, existing market evidence, light tracked-competitor intensity. Observed LA Fitness locations: 1; tracked competitors: 5.</w:t>
+        <w:t>Score 74.3/100. Key screening strengths: favorable purchasing power, LA Fitness whitespace, light tracked-competitor intensity. Observed LA Fitness locations: 0; tracked competitors: 0.</w:t>
       </w:r>
     </w:p>
     <w:p>
@@ -4122,12 +3909,12 @@
         <w:pStyle w:val="Heading2"/>
       </w:pPr>
       <w:r>
-        <w:t>5. Lee County | Score 72.8/100. Key screening strengths: large demand base, existing market evidence. Observed LA Fitness locations: 2; tracked competitors: 10.</w:t>
+        <w:t>5. Lee County | Score 73.4/100. Key screening strengths: large demand base, existing market evidence. Observed LA Fitness locations: 2; tracked competitors: 10.</w:t>
       </w:r>
     </w:p>
     <w:p>
       <w:r>
-        <w:t>Score 72.8/100. Key screening strengths: large demand base, existing market evidence. Observed LA Fitness locations: 2; tracked competitors: 10.</w:t>
+        <w:t>Score 73.4/100. Key screening strengths: large demand base, existing market evidence. Observed LA Fitness locations: 2; tracked competitors: 10.</w:t>
       </w:r>
     </w:p>
     <w:p>
@@ -4167,7 +3954,7 @@
         <w:pStyle w:val="ListNumber"/>
       </w:pPr>
       <w:r>
-        <w:t>Add lease rates, daytime population, age mix, traffic counts, and competitor square footage before site underwriting.</w:t>
+        <w:t>Add lease rates, CAM, tenant improvements, build-out and equipment capex, utilities, taxes/insurance, daytime population, age mix, traffic counts, parking/access, zoning/entitlements, and competitor square footage before site underwriting.</w:t>
       </w:r>
     </w:p>
     <w:p>
@@ -4175,7 +3962,7 @@
         <w:pStyle w:val="ListNumber"/>
       </w:pPr>
       <w:r>
-        <w:t>Re-estimate the model with broader observed comparable prices and validate out of sample before using it for capital allocation.</w:t>
+        <w:t>Build a site-level pro forma with membership ramp, dues and ancillary revenue, staffing, break-even, NPV/IRR, debt service, and downside sensitivity; then re-estimate the market model with broader observed comparable prices and validate out of sample before capital allocation.</w:t>
       </w:r>
     </w:p>
     <w:p>
@@ -4191,7 +3978,7 @@
         <w:pStyle w:val="ListBullet"/>
       </w:pPr>
       <w:r>
-        <w:t>Price target coverage: 32 counties use local official advertised offers; 35 use the transparent statewide median because no local public rate was available. The target is not a transaction-price survey.</w:t>
+        <w:t>Price target coverage: 32 counties use local official advertised offers; 35 use transparent nearby-county estimates because no local public rate was available. The target is not a transaction-price survey.</w:t>
       </w:r>
     </w:p>
     <w:p>
